--- a/Marco teórico/Marco.docx
+++ b/Marco teórico/Marco.docx
@@ -504,6 +504,223 @@
       </w:r>
     </w:p>
     <w:p/>
+    <w:p>
+      <w:r>
+        <w:lastRenderedPageBreak/>
+        <w:br/>
+      </w:r>
+      <w:proofErr w:type="spellStart"/>
+      <w:r>
+        <w:t>Stance</w:t>
+      </w:r>
+      <w:proofErr w:type="spellEnd"/>
+      <w:r>
+        <w:t xml:space="preserve"> </w:t>
+      </w:r>
+      <w:proofErr w:type="spellStart"/>
+      <w:r>
+        <w:t>detection</w:t>
+      </w:r>
+      <w:proofErr w:type="spellEnd"/>
+      <w:r>
+        <w:t xml:space="preserve"> - </w:t>
+      </w:r>
+    </w:p>
+    <w:p>
+      <w:r>
+        <w:t xml:space="preserve">¿Cómo aplicar </w:t>
+      </w:r>
+      <w:proofErr w:type="spellStart"/>
+      <w:r>
+        <w:t>algs</w:t>
+      </w:r>
+      <w:proofErr w:type="spellEnd"/>
+      <w:r>
+        <w:t xml:space="preserve"> para encontrar posturas respecto a eventos importantes en el discurso </w:t>
+      </w:r>
+      <w:proofErr w:type="spellStart"/>
+      <w:r>
+        <w:t>publico</w:t>
+      </w:r>
+      <w:proofErr w:type="spellEnd"/>
+      <w:r>
+        <w:t xml:space="preserve"> colombiano?</w:t>
+      </w:r>
+    </w:p>
+    <w:p>
+      <w:r>
+        <w:t>¿Qué pensaban los colombianos acerca del proceso de paz? 2018-2020</w:t>
+      </w:r>
+    </w:p>
+    <w:p>
+      <w:r>
+        <w:t>-las vacunas</w:t>
+      </w:r>
+    </w:p>
+    <w:p>
+      <w:r>
+        <w:t>La pandemia</w:t>
+      </w:r>
+    </w:p>
+    <w:p>
+      <w:r>
+        <w:t>Evaluar posturas, sentimientos</w:t>
+      </w:r>
+    </w:p>
+    <w:p>
+      <w:r>
+        <w:t xml:space="preserve">RAG </w:t>
+      </w:r>
+    </w:p>
+    <w:p>
+      <w:r>
+        <w:t>Panel de expertos</w:t>
+      </w:r>
+    </w:p>
+    <w:p>
+      <w:r>
+        <w:t>Detección de posturas.</w:t>
+      </w:r>
+    </w:p>
+    <w:p>
+      <w:r>
+        <w:t>-</w:t>
+      </w:r>
+      <w:proofErr w:type="spellStart"/>
+      <w:r>
+        <w:t>asdf</w:t>
+      </w:r>
+      <w:proofErr w:type="spellEnd"/>
+    </w:p>
+    <w:p>
+      <w:r>
+        <w:t>-No, eso no es así</w:t>
+      </w:r>
+    </w:p>
+    <w:p>
+      <w:proofErr w:type="spellStart"/>
+      <w:r>
+        <w:t>Deny</w:t>
+      </w:r>
+      <w:proofErr w:type="spellEnd"/>
+    </w:p>
+    <w:p>
+      <w:proofErr w:type="spellStart"/>
+      <w:r>
+        <w:t>Titulo</w:t>
+      </w:r>
+      <w:proofErr w:type="spellEnd"/>
+      <w:r>
+        <w:t>, autor, fecha</w:t>
+      </w:r>
+    </w:p>
+    <w:p>
+      <w:pPr>
+        <w:pStyle w:val="Prrafodelista"/>
+        <w:numPr>
+          <w:ilvl w:val="0"/>
+          <w:numId w:val="2"/>
+        </w:numPr>
+      </w:pPr>
+      <w:proofErr w:type="spellStart"/>
+      <w:r>
+        <w:t>Stance</w:t>
+      </w:r>
+      <w:proofErr w:type="spellEnd"/>
+      <w:r>
+        <w:t xml:space="preserve"> </w:t>
+      </w:r>
+      <w:proofErr w:type="spellStart"/>
+      <w:r>
+        <w:t>detection</w:t>
+      </w:r>
+      <w:proofErr w:type="spellEnd"/>
+      <w:r>
+        <w:t xml:space="preserve"> necesita etiquetas</w:t>
+      </w:r>
+    </w:p>
+    <w:p>
+      <w:pPr>
+        <w:pStyle w:val="Prrafodelista"/>
+        <w:numPr>
+          <w:ilvl w:val="0"/>
+          <w:numId w:val="2"/>
+        </w:numPr>
+      </w:pPr>
+      <w:r>
+        <w:t>Evaluación, como evaluar los resultados</w:t>
+      </w:r>
+    </w:p>
+    <w:p>
+      <w:pPr>
+        <w:pStyle w:val="Prrafodelista"/>
+        <w:numPr>
+          <w:ilvl w:val="0"/>
+          <w:numId w:val="2"/>
+        </w:numPr>
+      </w:pPr>
+      <w:r>
+        <w:t xml:space="preserve">Usar </w:t>
+      </w:r>
+      <w:proofErr w:type="spellStart"/>
+      <w:r>
+        <w:t>ChatGPT</w:t>
+      </w:r>
+      <w:proofErr w:type="spellEnd"/>
+      <w:r>
+        <w:t xml:space="preserve"> para etiquetar – API</w:t>
+      </w:r>
+    </w:p>
+    <w:p>
+      <w:pPr>
+        <w:pStyle w:val="Prrafodelista"/>
+        <w:numPr>
+          <w:ilvl w:val="0"/>
+          <w:numId w:val="2"/>
+        </w:numPr>
+      </w:pPr>
+      <w:r>
+        <w:t xml:space="preserve">Alargar </w:t>
+      </w:r>
+      <w:proofErr w:type="spellStart"/>
+      <w:r>
+        <w:t>query</w:t>
+      </w:r>
+      <w:proofErr w:type="spellEnd"/>
+    </w:p>
+    <w:p>
+      <w:pPr>
+        <w:pStyle w:val="Prrafodelista"/>
+        <w:numPr>
+          <w:ilvl w:val="0"/>
+          <w:numId w:val="2"/>
+        </w:numPr>
+      </w:pPr>
+    </w:p>
+    <w:p>
+      <w:r>
+        <w:t>{ciencia y tecnología</w:t>
+      </w:r>
+    </w:p>
+    <w:p>
+      <w:r>
+        <w:t xml:space="preserve">Astronomía </w:t>
+      </w:r>
+    </w:p>
+    <w:p>
+      <w:r>
+        <w:t>Científicos</w:t>
+      </w:r>
+    </w:p>
+    <w:p>
+      <w:r>
+        <w:t>Medicina</w:t>
+      </w:r>
+    </w:p>
+    <w:p/>
+    <w:p/>
+    <w:p/>
+    <w:p/>
     <w:p/>
     <w:sectPr>
       <w:pgSz w:w="11906" w:h="16838"/>
@@ -666,8 +883,124 @@
       </w:rPr>
     </w:lvl>
   </w:abstractNum>
+  <w:abstractNum w:abstractNumId="1" w15:restartNumberingAfterBreak="0">
+    <w:nsid w:val="23F22B8C"/>
+    <w:multiLevelType w:val="hybridMultilevel"/>
+    <w:tmpl w:val="7C8A2FC0"/>
+    <w:lvl w:ilvl="0" w:tplc="7DACA892">
+      <w:start w:val="1"/>
+      <w:numFmt w:val="bullet"/>
+      <w:lvlText w:val="-"/>
+      <w:lvlJc w:val="left"/>
+      <w:pPr>
+        <w:ind w:left="720" w:hanging="360"/>
+      </w:pPr>
+      <w:rPr>
+        <w:rFonts w:ascii="Aptos" w:eastAsiaTheme="minorHAnsi" w:hAnsi="Aptos" w:cstheme="minorBidi" w:hint="default"/>
+      </w:rPr>
+    </w:lvl>
+    <w:lvl w:ilvl="1" w:tplc="0C0A0003" w:tentative="1">
+      <w:start w:val="1"/>
+      <w:numFmt w:val="bullet"/>
+      <w:lvlText w:val="o"/>
+      <w:lvlJc w:val="left"/>
+      <w:pPr>
+        <w:ind w:left="1440" w:hanging="360"/>
+      </w:pPr>
+      <w:rPr>
+        <w:rFonts w:ascii="Courier New" w:hAnsi="Courier New" w:cs="Courier New" w:hint="default"/>
+      </w:rPr>
+    </w:lvl>
+    <w:lvl w:ilvl="2" w:tplc="0C0A0005" w:tentative="1">
+      <w:start w:val="1"/>
+      <w:numFmt w:val="bullet"/>
+      <w:lvlText w:val=""/>
+      <w:lvlJc w:val="left"/>
+      <w:pPr>
+        <w:ind w:left="2160" w:hanging="360"/>
+      </w:pPr>
+      <w:rPr>
+        <w:rFonts w:ascii="Wingdings" w:hAnsi="Wingdings" w:hint="default"/>
+      </w:rPr>
+    </w:lvl>
+    <w:lvl w:ilvl="3" w:tplc="0C0A0001" w:tentative="1">
+      <w:start w:val="1"/>
+      <w:numFmt w:val="bullet"/>
+      <w:lvlText w:val=""/>
+      <w:lvlJc w:val="left"/>
+      <w:pPr>
+        <w:ind w:left="2880" w:hanging="360"/>
+      </w:pPr>
+      <w:rPr>
+        <w:rFonts w:ascii="Symbol" w:hAnsi="Symbol" w:hint="default"/>
+      </w:rPr>
+    </w:lvl>
+    <w:lvl w:ilvl="4" w:tplc="0C0A0003" w:tentative="1">
+      <w:start w:val="1"/>
+      <w:numFmt w:val="bullet"/>
+      <w:lvlText w:val="o"/>
+      <w:lvlJc w:val="left"/>
+      <w:pPr>
+        <w:ind w:left="3600" w:hanging="360"/>
+      </w:pPr>
+      <w:rPr>
+        <w:rFonts w:ascii="Courier New" w:hAnsi="Courier New" w:cs="Courier New" w:hint="default"/>
+      </w:rPr>
+    </w:lvl>
+    <w:lvl w:ilvl="5" w:tplc="0C0A0005" w:tentative="1">
+      <w:start w:val="1"/>
+      <w:numFmt w:val="bullet"/>
+      <w:lvlText w:val=""/>
+      <w:lvlJc w:val="left"/>
+      <w:pPr>
+        <w:ind w:left="4320" w:hanging="360"/>
+      </w:pPr>
+      <w:rPr>
+        <w:rFonts w:ascii="Wingdings" w:hAnsi="Wingdings" w:hint="default"/>
+      </w:rPr>
+    </w:lvl>
+    <w:lvl w:ilvl="6" w:tplc="0C0A0001" w:tentative="1">
+      <w:start w:val="1"/>
+      <w:numFmt w:val="bullet"/>
+      <w:lvlText w:val=""/>
+      <w:lvlJc w:val="left"/>
+      <w:pPr>
+        <w:ind w:left="5040" w:hanging="360"/>
+      </w:pPr>
+      <w:rPr>
+        <w:rFonts w:ascii="Symbol" w:hAnsi="Symbol" w:hint="default"/>
+      </w:rPr>
+    </w:lvl>
+    <w:lvl w:ilvl="7" w:tplc="0C0A0003" w:tentative="1">
+      <w:start w:val="1"/>
+      <w:numFmt w:val="bullet"/>
+      <w:lvlText w:val="o"/>
+      <w:lvlJc w:val="left"/>
+      <w:pPr>
+        <w:ind w:left="5760" w:hanging="360"/>
+      </w:pPr>
+      <w:rPr>
+        <w:rFonts w:ascii="Courier New" w:hAnsi="Courier New" w:cs="Courier New" w:hint="default"/>
+      </w:rPr>
+    </w:lvl>
+    <w:lvl w:ilvl="8" w:tplc="0C0A0005" w:tentative="1">
+      <w:start w:val="1"/>
+      <w:numFmt w:val="bullet"/>
+      <w:lvlText w:val=""/>
+      <w:lvlJc w:val="left"/>
+      <w:pPr>
+        <w:ind w:left="6480" w:hanging="360"/>
+      </w:pPr>
+      <w:rPr>
+        <w:rFonts w:ascii="Wingdings" w:hAnsi="Wingdings" w:hint="default"/>
+      </w:rPr>
+    </w:lvl>
+  </w:abstractNum>
   <w:num w:numId="1" w16cid:durableId="149291141">
     <w:abstractNumId w:val="0"/>
+  </w:num>
+  <w:num w:numId="2" w16cid:durableId="627666242">
+    <w:abstractNumId w:val="1"/>
   </w:num>
 </w:numbering>
 </file>
